--- a/public/plantillas/respaldos/primera comunion.docx
+++ b/public/plantillas/respaldos/primera comunion.docx
@@ -83,7 +83,7 @@
         <w:rPr>
           <w:spacing w:val="23"/>
         </w:rPr>
-        <w:t xml:space="preserve">  </w:t>
+        <w:t xml:space="preserve"> </w:t>
       </w:r>
       <w:r>
         <w:rPr/>
@@ -203,19 +203,7 @@
         <w:rPr>
           <w:u w:val="none"/>
         </w:rPr>
-        <w:t>${feligres_cedula_</w:t>
-      </w:r>
-      <w:r>
-        <w:rPr>
-          <w:u w:val="none"/>
-        </w:rPr>
-        <w:t>texto</w:t>
-      </w:r>
-      <w:r>
-        <w:rPr>
-          <w:u w:val="none"/>
-        </w:rPr>
-        <w:t>}, R</w:t>
+        <w:t>${feligres_cedula_texto}, R</w:t>
       </w:r>
       <w:r>
         <w:rPr/>
@@ -264,13 +252,7 @@
         <w:rPr>
           <w:u w:val="none"/>
         </w:rPr>
-        <w:t xml:space="preserve">El </w:t>
-      </w:r>
-      <w:r>
-        <w:rPr>
-          <w:u w:val="none"/>
-        </w:rPr>
-        <w:t>d</w:t>
+        <w:t>El d</w:t>
       </w:r>
       <w:r>
         <w:rPr>
@@ -419,13 +401,7 @@
         <w:rPr>
           <w:u w:val="none"/>
         </w:rPr>
-        <w:t>Constancia que se expide en San Diego Edo</w:t>
-      </w:r>
-      <w:r>
-        <w:rPr>
-          <w:u w:val="none"/>
-        </w:rPr>
-        <w:t>. Carabobo a los ${dia_expedicion} días</w:t>
+        <w:t>Constancia que se expide en San Diego Edo. Carabobo a los ${dia_expedicion} días</w:t>
       </w:r>
       <w:r>
         <w:rPr>
@@ -696,7 +672,7 @@
   <w:p>
     <w:pPr>
       <w:pStyle w:val="TextBody"/>
-      <w:spacing w:lineRule="auto" w:line="9"/>
+      <w:spacing w:lineRule="auto" w:line="7"/>
       <w:rPr>
         <w:sz w:val="20"/>
       </w:rPr>
@@ -1278,7 +1254,7 @@
   <w:p>
     <w:pPr>
       <w:pStyle w:val="TextBody"/>
-      <w:spacing w:lineRule="auto" w:line="9"/>
+      <w:spacing w:lineRule="auto" w:line="7"/>
       <w:rPr>
         <w:sz w:val="20"/>
       </w:rPr>
